--- a/briefings/线口监测午报-2026-10-02.docx
+++ b/briefings/线口监测午报-2026-10-02.docx
@@ -22,7 +22,7 @@
           <w:color w:val="888888"/>
           <w:sz w:val="18"/>
         </w:rPr>
-        <w:t>监测窗口:近48小时 | 生成时间:2026-10-02 13:44</w:t>
+        <w:t>监测窗口:近48小时 | 生成时间:2026-10-02 15:01</w:t>
       </w:r>
     </w:p>
     <w:p>
@@ -70,6 +70,108 @@
           <w:color w:val="888888"/>
           <w:sz w:val="24"/>
         </w:rPr>
+        <w:t>AI 灌水稿激增：预印本平台 arXiv 出台新规，每人每月限投 2 篇</w:t>
+      </w:r>
+    </w:p>
+    <w:p>
+      <w:r>
+        <w:rPr>
+          <w:rFonts w:ascii="Times New Roman" w:hAnsi="Times New Roman" w:eastAsia="宋体"/>
+          <w:color w:val="888888"/>
+          <w:sz w:val="18"/>
+        </w:rPr>
+        <w:t>来源:IT之家 | 时间:10-02 14:09</w:t>
+      </w:r>
+    </w:p>
+    <w:p>
+      <w:r>
+        <w:rPr>
+          <w:rFonts w:ascii="Times New Roman" w:hAnsi="Times New Roman" w:eastAsia="宋体"/>
+          <w:sz w:val="18"/>
+        </w:rPr>
+        <w:t>链接:</w:t>
+      </w:r>
+      <w:hyperlink r:id="rId9">
+        <w:r>
+          <w:rPr>
+            <w:color w:val="0563C1"/>
+            <w:u w:val="single"/>
+          </w:rPr>
+          <w:t>AI 灌水稿激增：预印本平台 arXiv 出台新规，每人每月限投 2 篇</w:t>
+        </w:r>
+      </w:hyperlink>
+    </w:p>
+    <w:p>
+      <w:pPr>
+        <w:pStyle w:val="Heading3"/>
+      </w:pPr>
+      <w:r>
+        <w:rPr>
+          <w:rFonts w:ascii="Times New Roman" w:hAnsi="Times New Roman" w:eastAsia="黑体"/>
+          <w:b w:val="0"/>
+          <w:color w:val="888888"/>
+          <w:sz w:val="24"/>
+        </w:rPr>
+        <w:t>【C级·参考】</w:t>
+      </w:r>
+      <w:r>
+        <w:rPr>
+          <w:rFonts w:ascii="Times New Roman" w:hAnsi="Times New Roman" w:eastAsia="黑体"/>
+          <w:b w:val="0"/>
+          <w:color w:val="888888"/>
+          <w:sz w:val="24"/>
+        </w:rPr>
+        <w:t>影目科技回应 INMO AIR3 智能眼镜海外版过热：与部分第三方应用有关、已全部下架，国内版不受相关影响</w:t>
+      </w:r>
+    </w:p>
+    <w:p>
+      <w:r>
+        <w:rPr>
+          <w:rFonts w:ascii="Times New Roman" w:hAnsi="Times New Roman" w:eastAsia="宋体"/>
+          <w:color w:val="888888"/>
+          <w:sz w:val="18"/>
+        </w:rPr>
+        <w:t>来源:IT之家 | 时间:10-02 14:04</w:t>
+      </w:r>
+    </w:p>
+    <w:p>
+      <w:r>
+        <w:rPr>
+          <w:rFonts w:ascii="Times New Roman" w:hAnsi="Times New Roman" w:eastAsia="宋体"/>
+          <w:sz w:val="18"/>
+        </w:rPr>
+        <w:t>链接:</w:t>
+      </w:r>
+      <w:hyperlink r:id="rId10">
+        <w:r>
+          <w:rPr>
+            <w:color w:val="0563C1"/>
+            <w:u w:val="single"/>
+          </w:rPr>
+          <w:t>影目科技回应 INMO AIR3 智能眼镜海外版过热：与部分第三方应用有关、已全部下架，国内版不受相关影响</w:t>
+        </w:r>
+      </w:hyperlink>
+    </w:p>
+    <w:p>
+      <w:pPr>
+        <w:pStyle w:val="Heading3"/>
+      </w:pPr>
+      <w:r>
+        <w:rPr>
+          <w:rFonts w:ascii="Times New Roman" w:hAnsi="Times New Roman" w:eastAsia="黑体"/>
+          <w:b w:val="0"/>
+          <w:color w:val="888888"/>
+          <w:sz w:val="24"/>
+        </w:rPr>
+        <w:t>【C级·参考】</w:t>
+      </w:r>
+      <w:r>
+        <w:rPr>
+          <w:rFonts w:ascii="Times New Roman" w:hAnsi="Times New Roman" w:eastAsia="黑体"/>
+          <w:b w:val="0"/>
+          <w:color w:val="888888"/>
+          <w:sz w:val="24"/>
+        </w:rPr>
         <w:t>填充 AI 资金弹药：曝 OpenAI 融资再落袋 200 亿美元，英伟达、软银和亚马逊已出资约 90%</w:t>
       </w:r>
     </w:p>
@@ -91,7 +193,7 @@
         </w:rPr>
         <w:t>链接:</w:t>
       </w:r>
-      <w:hyperlink r:id="rId9">
+      <w:hyperlink r:id="rId11">
         <w:r>
           <w:rPr>
             <w:color w:val="0563C1"/>
@@ -142,7 +244,7 @@
         </w:rPr>
         <w:t>链接:</w:t>
       </w:r>
-      <w:hyperlink r:id="rId10">
+      <w:hyperlink r:id="rId12">
         <w:r>
           <w:rPr>
             <w:color w:val="0563C1"/>
@@ -193,7 +295,7 @@
         </w:rPr>
         <w:t>链接:</w:t>
       </w:r>
-      <w:hyperlink r:id="rId11">
+      <w:hyperlink r:id="rId13">
         <w:r>
           <w:rPr>
             <w:color w:val="0563C1"/>
@@ -244,7 +346,7 @@
         </w:rPr>
         <w:t>链接:</w:t>
       </w:r>
-      <w:hyperlink r:id="rId12">
+      <w:hyperlink r:id="rId14">
         <w:r>
           <w:rPr>
             <w:color w:val="0563C1"/>
@@ -295,7 +397,7 @@
         </w:rPr>
         <w:t>链接:</w:t>
       </w:r>
-      <w:hyperlink r:id="rId13">
+      <w:hyperlink r:id="rId15">
         <w:r>
           <w:rPr>
             <w:color w:val="0563C1"/>
@@ -346,268 +448,13 @@
         </w:rPr>
         <w:t>链接:</w:t>
       </w:r>
-      <w:hyperlink r:id="rId14">
+      <w:hyperlink r:id="rId16">
         <w:r>
           <w:rPr>
             <w:color w:val="0563C1"/>
             <w:u w:val="single"/>
           </w:rPr>
           <w:t>Signal65 报告：高通骁龙 X2 Elite 芯片在 CPU / AI 等方面优于英特尔酷睿 Ultra X7 358H</w:t>
-        </w:r>
-      </w:hyperlink>
-    </w:p>
-    <w:p>
-      <w:pPr>
-        <w:pStyle w:val="Heading3"/>
-      </w:pPr>
-      <w:r>
-        <w:rPr>
-          <w:rFonts w:ascii="Times New Roman" w:hAnsi="Times New Roman" w:eastAsia="黑体"/>
-          <w:b w:val="0"/>
-          <w:color w:val="888888"/>
-          <w:sz w:val="24"/>
-        </w:rPr>
-        <w:t>【C级·参考】</w:t>
-      </w:r>
-      <w:r>
-        <w:rPr>
-          <w:rFonts w:ascii="Times New Roman" w:hAnsi="Times New Roman" w:eastAsia="黑体"/>
-          <w:b w:val="0"/>
-          <w:color w:val="888888"/>
-          <w:sz w:val="24"/>
-        </w:rPr>
-        <w:t>英伟达黄仁勋将出席：微软预热本月 Surface 发布会，聚焦本地 AI 重塑下一代 PC</w:t>
-      </w:r>
-    </w:p>
-    <w:p>
-      <w:r>
-        <w:rPr>
-          <w:rFonts w:ascii="Times New Roman" w:hAnsi="Times New Roman" w:eastAsia="宋体"/>
-          <w:color w:val="888888"/>
-          <w:sz w:val="18"/>
-        </w:rPr>
-        <w:t>来源:IT之家 | 时间:10-02 08:53</w:t>
-      </w:r>
-    </w:p>
-    <w:p>
-      <w:r>
-        <w:rPr>
-          <w:rFonts w:ascii="Times New Roman" w:hAnsi="Times New Roman" w:eastAsia="宋体"/>
-          <w:sz w:val="18"/>
-        </w:rPr>
-        <w:t>链接:</w:t>
-      </w:r>
-      <w:hyperlink r:id="rId15">
-        <w:r>
-          <w:rPr>
-            <w:color w:val="0563C1"/>
-            <w:u w:val="single"/>
-          </w:rPr>
-          <w:t>英伟达黄仁勋将出席：微软预热本月 Surface 发布会，聚焦本地 AI 重塑下一代 PC</w:t>
-        </w:r>
-      </w:hyperlink>
-    </w:p>
-    <w:p>
-      <w:pPr>
-        <w:pStyle w:val="Heading3"/>
-      </w:pPr>
-      <w:r>
-        <w:rPr>
-          <w:rFonts w:ascii="Times New Roman" w:hAnsi="Times New Roman" w:eastAsia="黑体"/>
-          <w:b w:val="0"/>
-          <w:color w:val="888888"/>
-          <w:sz w:val="24"/>
-        </w:rPr>
-        <w:t>【C级·参考】</w:t>
-      </w:r>
-      <w:r>
-        <w:rPr>
-          <w:rFonts w:ascii="Times New Roman" w:hAnsi="Times New Roman" w:eastAsia="黑体"/>
-          <w:b w:val="0"/>
-          <w:color w:val="888888"/>
-          <w:sz w:val="24"/>
-        </w:rPr>
-        <w:t>索尼 PlayStation 为标准版 PS5 游戏主机带来轻量级 AI 超分辨率技术 QSSR</w:t>
-      </w:r>
-    </w:p>
-    <w:p>
-      <w:r>
-        <w:rPr>
-          <w:rFonts w:ascii="Times New Roman" w:hAnsi="Times New Roman" w:eastAsia="宋体"/>
-          <w:color w:val="888888"/>
-          <w:sz w:val="18"/>
-        </w:rPr>
-        <w:t>来源:IT之家 | 时间:10-02 08:35</w:t>
-      </w:r>
-    </w:p>
-    <w:p>
-      <w:r>
-        <w:rPr>
-          <w:rFonts w:ascii="Times New Roman" w:hAnsi="Times New Roman" w:eastAsia="宋体"/>
-          <w:sz w:val="18"/>
-        </w:rPr>
-        <w:t>链接:</w:t>
-      </w:r>
-      <w:hyperlink r:id="rId16">
-        <w:r>
-          <w:rPr>
-            <w:color w:val="0563C1"/>
-            <w:u w:val="single"/>
-          </w:rPr>
-          <w:t>索尼 PlayStation 为标准版 PS5 游戏主机带来轻量级 AI 超分辨率技术 QSSR</w:t>
-        </w:r>
-      </w:hyperlink>
-    </w:p>
-    <w:p>
-      <w:pPr>
-        <w:pStyle w:val="Heading3"/>
-      </w:pPr>
-      <w:r>
-        <w:rPr>
-          <w:rFonts w:ascii="Times New Roman" w:hAnsi="Times New Roman" w:eastAsia="黑体"/>
-          <w:b w:val="0"/>
-          <w:color w:val="888888"/>
-          <w:sz w:val="24"/>
-        </w:rPr>
-        <w:t>【C级·参考】</w:t>
-      </w:r>
-      <w:r>
-        <w:rPr>
-          <w:rFonts w:ascii="Times New Roman" w:hAnsi="Times New Roman" w:eastAsia="黑体"/>
-          <w:b w:val="0"/>
-          <w:color w:val="888888"/>
-          <w:sz w:val="24"/>
-        </w:rPr>
-        <w:t>苹果首款 AI 智能安防摄像头曝光：金属圆柱造型，不录视频、仅推送文本提醒</w:t>
-      </w:r>
-    </w:p>
-    <w:p>
-      <w:r>
-        <w:rPr>
-          <w:rFonts w:ascii="Times New Roman" w:hAnsi="Times New Roman" w:eastAsia="宋体"/>
-          <w:color w:val="888888"/>
-          <w:sz w:val="18"/>
-        </w:rPr>
-        <w:t>来源:IT之家 | 时间:10-02 08:34</w:t>
-      </w:r>
-    </w:p>
-    <w:p>
-      <w:r>
-        <w:rPr>
-          <w:rFonts w:ascii="Times New Roman" w:hAnsi="Times New Roman" w:eastAsia="宋体"/>
-          <w:sz w:val="18"/>
-        </w:rPr>
-        <w:t>链接:</w:t>
-      </w:r>
-      <w:hyperlink r:id="rId17">
-        <w:r>
-          <w:rPr>
-            <w:color w:val="0563C1"/>
-            <w:u w:val="single"/>
-          </w:rPr>
-          <w:t>苹果首款 AI 智能安防摄像头曝光：金属圆柱造型，不录视频、仅推送文本提醒</w:t>
-        </w:r>
-      </w:hyperlink>
-    </w:p>
-    <w:p>
-      <w:pPr>
-        <w:pStyle w:val="Heading3"/>
-      </w:pPr>
-      <w:r>
-        <w:rPr>
-          <w:rFonts w:ascii="Times New Roman" w:hAnsi="Times New Roman" w:eastAsia="黑体"/>
-          <w:b w:val="0"/>
-          <w:color w:val="888888"/>
-          <w:sz w:val="24"/>
-        </w:rPr>
-        <w:t>【C级·参考】</w:t>
-      </w:r>
-      <w:r>
-        <w:rPr>
-          <w:rFonts w:ascii="Times New Roman" w:hAnsi="Times New Roman" w:eastAsia="黑体"/>
-          <w:b w:val="0"/>
-          <w:color w:val="888888"/>
-          <w:sz w:val="24"/>
-        </w:rPr>
-        <w:t>古尔曼：苹果首款智能家居中枢支持 AI 面部识别，为家人切换呈现专属内容</w:t>
-      </w:r>
-    </w:p>
-    <w:p>
-      <w:r>
-        <w:rPr>
-          <w:rFonts w:ascii="Times New Roman" w:hAnsi="Times New Roman" w:eastAsia="宋体"/>
-          <w:color w:val="888888"/>
-          <w:sz w:val="18"/>
-        </w:rPr>
-        <w:t>来源:IT之家 | 时间:10-02 08:23</w:t>
-      </w:r>
-    </w:p>
-    <w:p>
-      <w:r>
-        <w:rPr>
-          <w:rFonts w:ascii="Times New Roman" w:hAnsi="Times New Roman" w:eastAsia="宋体"/>
-          <w:sz w:val="18"/>
-        </w:rPr>
-        <w:t>链接:</w:t>
-      </w:r>
-      <w:hyperlink r:id="rId18">
-        <w:r>
-          <w:rPr>
-            <w:color w:val="0563C1"/>
-            <w:u w:val="single"/>
-          </w:rPr>
-          <w:t>古尔曼：苹果首款智能家居中枢支持 AI 面部识别，为家人切换呈现专属内容</w:t>
-        </w:r>
-      </w:hyperlink>
-    </w:p>
-    <w:p>
-      <w:pPr>
-        <w:pStyle w:val="Heading3"/>
-      </w:pPr>
-      <w:r>
-        <w:rPr>
-          <w:rFonts w:ascii="Times New Roman" w:hAnsi="Times New Roman" w:eastAsia="黑体"/>
-          <w:b w:val="0"/>
-          <w:color w:val="888888"/>
-          <w:sz w:val="24"/>
-        </w:rPr>
-        <w:t>【C级·参考】</w:t>
-      </w:r>
-      <w:r>
-        <w:rPr>
-          <w:rFonts w:ascii="Times New Roman" w:hAnsi="Times New Roman" w:eastAsia="黑体"/>
-          <w:b w:val="0"/>
-          <w:color w:val="888888"/>
-          <w:sz w:val="24"/>
-        </w:rPr>
-        <w:t>加州检察长向 OpenAI 发出传票，调查 AI 网络安全风险</w:t>
-      </w:r>
-    </w:p>
-    <w:p>
-      <w:r>
-        <w:rPr>
-          <w:rFonts w:ascii="Times New Roman" w:hAnsi="Times New Roman" w:eastAsia="宋体"/>
-          <w:color w:val="888888"/>
-          <w:sz w:val="18"/>
-        </w:rPr>
-        <w:t>来源:IT之家 | 时间:10-02 08:06</w:t>
-      </w:r>
-    </w:p>
-    <w:p>
-      <w:r>
-        <w:rPr>
-          <w:rFonts w:ascii="Times New Roman" w:hAnsi="Times New Roman" w:eastAsia="宋体"/>
-          <w:sz w:val="18"/>
-        </w:rPr>
-        <w:t>链接:</w:t>
-      </w:r>
-      <w:hyperlink r:id="rId19">
-        <w:r>
-          <w:rPr>
-            <w:color w:val="0563C1"/>
-            <w:u w:val="single"/>
-          </w:rPr>
-          <w:t>加州检察长向 OpenAI 发出传票，调查 AI 网络安全风险</w:t>
         </w:r>
       </w:hyperlink>
     </w:p>
@@ -652,7 +499,7 @@
         </w:rPr>
         <w:t>链接:</w:t>
       </w:r>
-      <w:hyperlink r:id="rId20">
+      <w:hyperlink r:id="rId17">
         <w:r>
           <w:rPr>
             <w:color w:val="0563C1"/>
@@ -703,7 +550,7 @@
         </w:rPr>
         <w:t>链接:</w:t>
       </w:r>
-      <w:hyperlink r:id="rId21">
+      <w:hyperlink r:id="rId18">
         <w:r>
           <w:rPr>
             <w:color w:val="0563C1"/>
@@ -754,7 +601,7 @@
         </w:rPr>
         <w:t>链接:</w:t>
       </w:r>
-      <w:hyperlink r:id="rId22">
+      <w:hyperlink r:id="rId19">
         <w:r>
           <w:rPr>
             <w:color w:val="0563C1"/>
@@ -777,9 +624,55 @@
       </w:r>
     </w:p>
     <w:p>
+      <w:pPr>
+        <w:pStyle w:val="Heading3"/>
+      </w:pPr>
       <w:r>
-        <w:t>本线口暂无重要更新</w:t>
+        <w:rPr>
+          <w:rFonts w:ascii="Times New Roman" w:hAnsi="Times New Roman" w:eastAsia="黑体"/>
+          <w:b w:val="0"/>
+          <w:color w:val="888888"/>
+          <w:sz w:val="24"/>
+        </w:rPr>
+        <w:t>【C级·参考】</w:t>
       </w:r>
+      <w:r>
+        <w:rPr>
+          <w:rFonts w:ascii="Times New Roman" w:hAnsi="Times New Roman" w:eastAsia="黑体"/>
+          <w:b w:val="0"/>
+          <w:color w:val="888888"/>
+          <w:sz w:val="24"/>
+        </w:rPr>
+        <w:t>加州通过新法：Robotaxi 阻碍警察或消防任务将面临罚款</w:t>
+      </w:r>
+    </w:p>
+    <w:p>
+      <w:r>
+        <w:rPr>
+          <w:rFonts w:ascii="Times New Roman" w:hAnsi="Times New Roman" w:eastAsia="宋体"/>
+          <w:color w:val="888888"/>
+          <w:sz w:val="18"/>
+        </w:rPr>
+        <w:t>来源:IT之家 | 时间:10-02 14:06</w:t>
+      </w:r>
+    </w:p>
+    <w:p>
+      <w:r>
+        <w:rPr>
+          <w:rFonts w:ascii="Times New Roman" w:hAnsi="Times New Roman" w:eastAsia="宋体"/>
+          <w:sz w:val="18"/>
+        </w:rPr>
+        <w:t>链接:</w:t>
+      </w:r>
+      <w:hyperlink r:id="rId20">
+        <w:r>
+          <w:rPr>
+            <w:color w:val="0563C1"/>
+            <w:u w:val="single"/>
+          </w:rPr>
+          <w:t>加州通过新法：Robotaxi 阻碍警察或消防任务将面临罚款</w:t>
+        </w:r>
+      </w:hyperlink>
     </w:p>
     <w:p>
       <w:pPr>
@@ -847,6 +740,57 @@
           <w:color w:val="888888"/>
           <w:sz w:val="24"/>
         </w:rPr>
+        <w:t>英特尔 Arc 显卡驱动 32.0.101.9034 Beta 版发布：支持《战争机器：事变日》游戏</w:t>
+      </w:r>
+    </w:p>
+    <w:p>
+      <w:r>
+        <w:rPr>
+          <w:rFonts w:ascii="Times New Roman" w:hAnsi="Times New Roman" w:eastAsia="宋体"/>
+          <w:color w:val="888888"/>
+          <w:sz w:val="18"/>
+        </w:rPr>
+        <w:t>来源:IT之家 | 时间:10-02 14:38</w:t>
+      </w:r>
+    </w:p>
+    <w:p>
+      <w:r>
+        <w:rPr>
+          <w:rFonts w:ascii="Times New Roman" w:hAnsi="Times New Roman" w:eastAsia="宋体"/>
+          <w:sz w:val="18"/>
+        </w:rPr>
+        <w:t>链接:</w:t>
+      </w:r>
+      <w:hyperlink r:id="rId21">
+        <w:r>
+          <w:rPr>
+            <w:color w:val="0563C1"/>
+            <w:u w:val="single"/>
+          </w:rPr>
+          <w:t>英特尔 Arc 显卡驱动 32.0.101.9034 Beta 版发布：支持《战争机器：事变日》游戏</w:t>
+        </w:r>
+      </w:hyperlink>
+    </w:p>
+    <w:p>
+      <w:pPr>
+        <w:pStyle w:val="Heading3"/>
+      </w:pPr>
+      <w:r>
+        <w:rPr>
+          <w:rFonts w:ascii="Times New Roman" w:hAnsi="Times New Roman" w:eastAsia="黑体"/>
+          <w:b w:val="0"/>
+          <w:color w:val="888888"/>
+          <w:sz w:val="24"/>
+        </w:rPr>
+        <w:t>【C级·参考】</w:t>
+      </w:r>
+      <w:r>
+        <w:rPr>
+          <w:rFonts w:ascii="Times New Roman" w:hAnsi="Times New Roman" w:eastAsia="黑体"/>
+          <w:b w:val="0"/>
+          <w:color w:val="888888"/>
+          <w:sz w:val="24"/>
+        </w:rPr>
         <w:t>金刚狼限量版 PS5 Slim 游戏主机拆解：索尼升级主板、优化散热、引入可更换 CR2032 电池</w:t>
       </w:r>
     </w:p>
@@ -868,7 +812,7 @@
         </w:rPr>
         <w:t>链接:</w:t>
       </w:r>
-      <w:hyperlink r:id="rId23">
+      <w:hyperlink r:id="rId22">
         <w:r>
           <w:rPr>
             <w:color w:val="0563C1"/>
@@ -919,7 +863,7 @@
         </w:rPr>
         <w:t>链接:</w:t>
       </w:r>
-      <w:hyperlink r:id="rId24">
+      <w:hyperlink r:id="rId23">
         <w:r>
           <w:rPr>
             <w:color w:val="0563C1"/>
@@ -982,7 +926,7 @@
         </w:rPr>
         <w:t>链接:</w:t>
       </w:r>
-      <w:hyperlink r:id="rId25">
+      <w:hyperlink r:id="rId24">
         <w:r>
           <w:rPr>
             <w:color w:val="0563C1"/>

--- a/briefings/线口监测午报-2026-10-02.docx
+++ b/briefings/线口监测午报-2026-10-02.docx
@@ -22,7 +22,7 @@
           <w:color w:val="888888"/>
           <w:sz w:val="18"/>
         </w:rPr>
-        <w:t>监测窗口:近48小时 | 生成时间:2026-10-02 15:01</w:t>
+        <w:t>监测窗口:近48小时 | 生成时间:2026-10-02 21:47</w:t>
       </w:r>
     </w:p>
     <w:p>
@@ -70,7 +70,7 @@
           <w:color w:val="888888"/>
           <w:sz w:val="24"/>
         </w:rPr>
-        <w:t>AI 灌水稿激增：预印本平台 arXiv 出台新规，每人每月限投 2 篇</w:t>
+        <w:t>Meta 旗下 AI 智能体 Muse 将登陆智能眼镜平台，可代用户完成各种任务</w:t>
       </w:r>
     </w:p>
     <w:p>
@@ -80,7 +80,7 @@
           <w:color w:val="888888"/>
           <w:sz w:val="18"/>
         </w:rPr>
-        <w:t>来源:IT之家 | 时间:10-02 14:09</w:t>
+        <w:t>来源:IT之家 | 时间:10-02 21:38</w:t>
       </w:r>
     </w:p>
     <w:p>
@@ -97,7 +97,7 @@
             <w:color w:val="0563C1"/>
             <w:u w:val="single"/>
           </w:rPr>
-          <w:t>AI 灌水稿激增：预印本平台 arXiv 出台新规，每人每月限投 2 篇</w:t>
+          <w:t>Meta 旗下 AI 智能体 Muse 将登陆智能眼镜平台，可代用户完成各种任务</w:t>
         </w:r>
       </w:hyperlink>
     </w:p>
@@ -121,7 +121,7 @@
           <w:color w:val="888888"/>
           <w:sz w:val="24"/>
         </w:rPr>
-        <w:t>影目科技回应 INMO AIR3 智能眼镜海外版过热：与部分第三方应用有关、已全部下架，国内版不受相关影响</w:t>
+        <w:t>桌面 AI 超算新选择：英伟达 NVIDIA DGX Spark 64GB 内存版正式发布，4999 美元</w:t>
       </w:r>
     </w:p>
     <w:p>
@@ -131,7 +131,7 @@
           <w:color w:val="888888"/>
           <w:sz w:val="18"/>
         </w:rPr>
-        <w:t>来源:IT之家 | 时间:10-02 14:04</w:t>
+        <w:t>来源:IT之家 | 时间:10-02 21:00</w:t>
       </w:r>
     </w:p>
     <w:p>
@@ -148,7 +148,7 @@
             <w:color w:val="0563C1"/>
             <w:u w:val="single"/>
           </w:rPr>
-          <w:t>影目科技回应 INMO AIR3 智能眼镜海外版过热：与部分第三方应用有关、已全部下架，国内版不受相关影响</w:t>
+          <w:t>桌面 AI 超算新选择：英伟达 NVIDIA DGX Spark 64GB 内存版正式发布，4999 美元</w:t>
         </w:r>
       </w:hyperlink>
     </w:p>
@@ -172,7 +172,7 @@
           <w:color w:val="888888"/>
           <w:sz w:val="24"/>
         </w:rPr>
-        <w:t>填充 AI 资金弹药：曝 OpenAI 融资再落袋 200 亿美元，英伟达、软银和亚马逊已出资约 90%</w:t>
+        <w:t>生图模型 FLUX 3 Image 发布：支持 4K 生成，可精准排布 AI 元素</w:t>
       </w:r>
     </w:p>
     <w:p>
@@ -182,7 +182,7 @@
           <w:color w:val="888888"/>
           <w:sz w:val="18"/>
         </w:rPr>
-        <w:t>来源:IT之家 | 时间:10-02 13:07</w:t>
+        <w:t>来源:IT之家 | 时间:10-02 16:05</w:t>
       </w:r>
     </w:p>
     <w:p>
@@ -199,7 +199,7 @@
             <w:color w:val="0563C1"/>
             <w:u w:val="single"/>
           </w:rPr>
-          <w:t>填充 AI 资金弹药：曝 OpenAI 融资再落袋 200 亿美元，英伟达、软银和亚马逊已出资约 90%</w:t>
+          <w:t>生图模型 FLUX 3 Image 发布：支持 4K 生成，可精准排布 AI 元素</w:t>
         </w:r>
       </w:hyperlink>
     </w:p>
@@ -223,7 +223,7 @@
           <w:color w:val="888888"/>
           <w:sz w:val="24"/>
         </w:rPr>
-        <w:t>东芝计划将用于 AI 数据中心的机械硬盘产能翻倍，投资约 600 亿日元</w:t>
+        <w:t>日本法院首次确认声音受法律保护，“AI 声优”涉及侵犯形象权</w:t>
       </w:r>
     </w:p>
     <w:p>
@@ -233,7 +233,7 @@
           <w:color w:val="888888"/>
           <w:sz w:val="18"/>
         </w:rPr>
-        <w:t>来源:IT之家 | 时间:10-02 12:05</w:t>
+        <w:t>来源:IT之家 | 时间:10-02 15:47</w:t>
       </w:r>
     </w:p>
     <w:p>
@@ -250,7 +250,7 @@
             <w:color w:val="0563C1"/>
             <w:u w:val="single"/>
           </w:rPr>
-          <w:t>东芝计划将用于 AI 数据中心的机械硬盘产能翻倍，投资约 600 亿日元</w:t>
+          <w:t>日本法院首次确认声音受法律保护，“AI 声优”涉及侵犯形象权</w:t>
         </w:r>
       </w:hyperlink>
     </w:p>
@@ -274,7 +274,7 @@
           <w:color w:val="888888"/>
           <w:sz w:val="24"/>
         </w:rPr>
-        <w:t>OpenAI 通报逾百家第三方机构，自家智能体存在失控风险</w:t>
+        <w:t>极米记得 AI 显示眼镜 MemoMind One 明日登陆线下门店，开启定金预定</w:t>
       </w:r>
     </w:p>
     <w:p>
@@ -284,7 +284,7 @@
           <w:color w:val="888888"/>
           <w:sz w:val="18"/>
         </w:rPr>
-        <w:t>来源:IT之家 | 时间:10-02 11:43</w:t>
+        <w:t>来源:IT之家 | 时间:10-02 15:26</w:t>
       </w:r>
     </w:p>
     <w:p>
@@ -301,7 +301,7 @@
             <w:color w:val="0563C1"/>
             <w:u w:val="single"/>
           </w:rPr>
-          <w:t>OpenAI 通报逾百家第三方机构，自家智能体存在失控风险</w:t>
+          <w:t>极米记得 AI 显示眼镜 MemoMind One 明日登陆线下门店，开启定金预定</w:t>
         </w:r>
       </w:hyperlink>
     </w:p>
@@ -325,7 +325,7 @@
           <w:color w:val="888888"/>
           <w:sz w:val="24"/>
         </w:rPr>
-        <w:t>贝恩：全球 AI 行业到 2031 年创造 6 万亿美元年营收，才能证明数据中心价值</w:t>
+        <w:t>75岁王石再战房地产；零跑实现连续三个月月销超10万台；Meta计划未来几个月把AI代理Muse接入AI眼镜丨邦早报</w:t>
       </w:r>
     </w:p>
     <w:p>
@@ -335,7 +335,7 @@
           <w:color w:val="888888"/>
           <w:sz w:val="18"/>
         </w:rPr>
-        <w:t>来源:IT之家 | 时间:10-02 10:57</w:t>
+        <w:t>来源:Bing新闻 | 时间:10-02 11:02</w:t>
       </w:r>
     </w:p>
     <w:p>
@@ -352,7 +352,7 @@
             <w:color w:val="0563C1"/>
             <w:u w:val="single"/>
           </w:rPr>
-          <w:t>贝恩：全球 AI 行业到 2031 年创造 6 万亿美元年营收，才能证明数据中心价值</w:t>
+          <w:t>75岁王石再战房地产；零跑实现连续三个月月销超10万台；Meta计划未来几个月把AI代理Muse接入AI眼镜丨邦早报</w:t>
         </w:r>
       </w:hyperlink>
     </w:p>
@@ -376,7 +376,7 @@
           <w:color w:val="888888"/>
           <w:sz w:val="24"/>
         </w:rPr>
-        <w:t>AI 伦理研究：DeepSeek 对男女一视同仁，美系模型却“区别对待”</w:t>
+        <w:t>AI赋能溪口文旅 科技点亮国庆假期</w:t>
       </w:r>
     </w:p>
     <w:p>
@@ -386,7 +386,7 @@
           <w:color w:val="888888"/>
           <w:sz w:val="18"/>
         </w:rPr>
-        <w:t>来源:IT之家 | 时间:10-02 10:55</w:t>
+        <w:t>来源:Bing新闻 | 时间:10-02 08:20</w:t>
       </w:r>
     </w:p>
     <w:p>
@@ -403,7 +403,7 @@
             <w:color w:val="0563C1"/>
             <w:u w:val="single"/>
           </w:rPr>
-          <w:t>AI 伦理研究：DeepSeek 对男女一视同仁，美系模型却“区别对待”</w:t>
+          <w:t>AI赋能溪口文旅 科技点亮国庆假期</w:t>
         </w:r>
       </w:hyperlink>
     </w:p>
@@ -427,7 +427,7 @@
           <w:color w:val="888888"/>
           <w:sz w:val="24"/>
         </w:rPr>
-        <w:t>Signal65 报告：高通骁龙 X2 Elite 芯片在 CPU / AI 等方面优于英特尔酷睿 Ultra X7 358H</w:t>
+        <w:t>极米MemoMind One AI眼镜明日线下首发</w:t>
       </w:r>
     </w:p>
     <w:p>
@@ -437,7 +437,7 @@
           <w:color w:val="888888"/>
           <w:sz w:val="18"/>
         </w:rPr>
-        <w:t>来源:IT之家 | 时间:10-02 10:14</w:t>
+        <w:t>来源:Bing新闻 | 时间:10-02 02:32</w:t>
       </w:r>
     </w:p>
     <w:p>
@@ -454,7 +454,7 @@
             <w:color w:val="0563C1"/>
             <w:u w:val="single"/>
           </w:rPr>
-          <w:t>Signal65 报告：高通骁龙 X2 Elite 芯片在 CPU / AI 等方面优于英特尔酷睿 Ultra X7 358H</w:t>
+          <w:t>极米MemoMind One AI眼镜明日线下首发</w:t>
         </w:r>
       </w:hyperlink>
     </w:p>
@@ -562,57 +562,6 @@
     </w:p>
     <w:p>
       <w:pPr>
-        <w:pStyle w:val="Heading3"/>
-      </w:pPr>
-      <w:r>
-        <w:rPr>
-          <w:rFonts w:ascii="Times New Roman" w:hAnsi="Times New Roman" w:eastAsia="黑体"/>
-          <w:b w:val="0"/>
-          <w:color w:val="888888"/>
-          <w:sz w:val="24"/>
-        </w:rPr>
-        <w:t>【C级·参考】</w:t>
-      </w:r>
-      <w:r>
-        <w:rPr>
-          <w:rFonts w:ascii="Times New Roman" w:hAnsi="Times New Roman" w:eastAsia="黑体"/>
-          <w:b w:val="0"/>
-          <w:color w:val="888888"/>
-          <w:sz w:val="24"/>
-        </w:rPr>
-        <w:t>75岁王石再战房地产；零跑实现连续三个月月销超10万台；Meta计划未来几个月把AI代理Muse接入AI眼镜丨邦早报</w:t>
-      </w:r>
-    </w:p>
-    <w:p>
-      <w:r>
-        <w:rPr>
-          <w:rFonts w:ascii="Times New Roman" w:hAnsi="Times New Roman" w:eastAsia="宋体"/>
-          <w:color w:val="888888"/>
-          <w:sz w:val="18"/>
-        </w:rPr>
-        <w:t>来源:Bing新闻 | 时间:10-01 21:01</w:t>
-      </w:r>
-    </w:p>
-    <w:p>
-      <w:r>
-        <w:rPr>
-          <w:rFonts w:ascii="Times New Roman" w:hAnsi="Times New Roman" w:eastAsia="宋体"/>
-          <w:sz w:val="18"/>
-        </w:rPr>
-        <w:t>链接:</w:t>
-      </w:r>
-      <w:hyperlink r:id="rId19">
-        <w:r>
-          <w:rPr>
-            <w:color w:val="0563C1"/>
-            <w:u w:val="single"/>
-          </w:rPr>
-          <w:t>75岁王石再战房地产；零跑实现连续三个月月销超10万台；Meta计划未来几个月把AI代理Muse接入AI眼镜丨邦早报</w:t>
-        </w:r>
-      </w:hyperlink>
-    </w:p>
-    <w:p>
-      <w:pPr>
         <w:pStyle w:val="Heading2"/>
       </w:pPr>
       <w:r>
@@ -643,7 +592,7 @@
           <w:color w:val="888888"/>
           <w:sz w:val="24"/>
         </w:rPr>
-        <w:t>加州通过新法：Robotaxi 阻碍警察或消防任务将面临罚款</w:t>
+        <w:t>湖北智能家居国补范围扩大，机器人、数码相机、无人机、血压仪等可补贴 15%</w:t>
       </w:r>
     </w:p>
     <w:p>
@@ -653,7 +602,7 @@
           <w:color w:val="888888"/>
           <w:sz w:val="18"/>
         </w:rPr>
-        <w:t>来源:IT之家 | 时间:10-02 14:06</w:t>
+        <w:t>来源:IT之家 | 时间:10-02 20:22</w:t>
       </w:r>
     </w:p>
     <w:p>
@@ -664,13 +613,13 @@
         </w:rPr>
         <w:t>链接:</w:t>
       </w:r>
-      <w:hyperlink r:id="rId20">
+      <w:hyperlink r:id="rId19">
         <w:r>
           <w:rPr>
             <w:color w:val="0563C1"/>
             <w:u w:val="single"/>
           </w:rPr>
-          <w:t>加州通过新法：Robotaxi 阻碍警察或消防任务将面临罚款</w:t>
+          <w:t>湖北智能家居国补范围扩大，机器人、数码相机、无人机、血压仪等可补贴 15%</w:t>
         </w:r>
       </w:hyperlink>
     </w:p>
@@ -740,7 +689,7 @@
           <w:color w:val="888888"/>
           <w:sz w:val="24"/>
         </w:rPr>
-        <w:t>英特尔 Arc 显卡驱动 32.0.101.9034 Beta 版发布：支持《战争机器：事变日》游戏</w:t>
+        <w:t>腾讯 WorkBuddy 内置模型独家支持 Space Bunny</w:t>
       </w:r>
     </w:p>
     <w:p>
@@ -750,7 +699,7 @@
           <w:color w:val="888888"/>
           <w:sz w:val="18"/>
         </w:rPr>
-        <w:t>来源:IT之家 | 时间:10-02 14:38</w:t>
+        <w:t>来源:IT之家 | 时间:10-02 18:05</w:t>
       </w:r>
     </w:p>
     <w:p>
@@ -761,13 +710,13 @@
         </w:rPr>
         <w:t>链接:</w:t>
       </w:r>
-      <w:hyperlink r:id="rId21">
+      <w:hyperlink r:id="rId20">
         <w:r>
           <w:rPr>
             <w:color w:val="0563C1"/>
             <w:u w:val="single"/>
           </w:rPr>
-          <w:t>英特尔 Arc 显卡驱动 32.0.101.9034 Beta 版发布：支持《战争机器：事变日》游戏</w:t>
+          <w:t>腾讯 WorkBuddy 内置模型独家支持 Space Bunny</w:t>
         </w:r>
       </w:hyperlink>
     </w:p>
@@ -791,7 +740,7 @@
           <w:color w:val="888888"/>
           <w:sz w:val="24"/>
         </w:rPr>
-        <w:t>金刚狼限量版 PS5 Slim 游戏主机拆解：索尼升级主板、优化散热、引入可更换 CR2032 电池</w:t>
+        <w:t>苹果 Apple Arcade 订阅服务新增 5 款游戏：含《Terraria+》《Pusheen's Place》等</w:t>
       </w:r>
     </w:p>
     <w:p>
@@ -801,7 +750,7 @@
           <w:color w:val="888888"/>
           <w:sz w:val="18"/>
         </w:rPr>
-        <w:t>来源:IT之家 | 时间:10-02 10:44</w:t>
+        <w:t>来源:IT之家 | 时间:10-02 17:20</w:t>
       </w:r>
     </w:p>
     <w:p>
@@ -812,13 +761,13 @@
         </w:rPr>
         <w:t>链接:</w:t>
       </w:r>
-      <w:hyperlink r:id="rId22">
+      <w:hyperlink r:id="rId21">
         <w:r>
           <w:rPr>
             <w:color w:val="0563C1"/>
             <w:u w:val="single"/>
           </w:rPr>
-          <w:t>金刚狼限量版 PS5 Slim 游戏主机拆解：索尼升级主板、优化散热、引入可更换 CR2032 电池</w:t>
+          <w:t>苹果 Apple Arcade 订阅服务新增 5 款游戏：含《Terraria+》《Pusheen's Place》等</w:t>
         </w:r>
       </w:hyperlink>
     </w:p>
@@ -842,7 +791,7 @@
           <w:color w:val="888888"/>
           <w:sz w:val="24"/>
         </w:rPr>
-        <w:t>腾讯 WorkBuddy：Hy4 preview 夜间限免、Hy3 限免延期至 10 月 31 日</w:t>
+        <w:t>微软宣布《极限竞速》系列游戏在 Steam 平台开启秋季大促，《地平线 6》新史低 8 折后 238.4 元起</w:t>
       </w:r>
     </w:p>
     <w:p>
@@ -852,7 +801,58 @@
           <w:color w:val="888888"/>
           <w:sz w:val="18"/>
         </w:rPr>
-        <w:t>来源:IT之家 | 时间:10-02 09:27</w:t>
+        <w:t>来源:IT之家 | 时间:10-02 16:15</w:t>
+      </w:r>
+    </w:p>
+    <w:p>
+      <w:r>
+        <w:rPr>
+          <w:rFonts w:ascii="Times New Roman" w:hAnsi="Times New Roman" w:eastAsia="宋体"/>
+          <w:sz w:val="18"/>
+        </w:rPr>
+        <w:t>链接:</w:t>
+      </w:r>
+      <w:hyperlink r:id="rId22">
+        <w:r>
+          <w:rPr>
+            <w:color w:val="0563C1"/>
+            <w:u w:val="single"/>
+          </w:rPr>
+          <w:t>微软宣布《极限竞速》系列游戏在 Steam 平台开启秋季大促，《地平线 6》新史低 8 折后 238.4 元起</w:t>
+        </w:r>
+      </w:hyperlink>
+    </w:p>
+    <w:p>
+      <w:pPr>
+        <w:pStyle w:val="Heading3"/>
+      </w:pPr>
+      <w:r>
+        <w:rPr>
+          <w:rFonts w:ascii="Times New Roman" w:hAnsi="Times New Roman" w:eastAsia="黑体"/>
+          <w:b w:val="0"/>
+          <w:color w:val="888888"/>
+          <w:sz w:val="24"/>
+        </w:rPr>
+        <w:t>【C级·参考】</w:t>
+      </w:r>
+      <w:r>
+        <w:rPr>
+          <w:rFonts w:ascii="Times New Roman" w:hAnsi="Times New Roman" w:eastAsia="黑体"/>
+          <w:b w:val="0"/>
+          <w:color w:val="888888"/>
+          <w:sz w:val="24"/>
+        </w:rPr>
+        <w:t>《战争机器：事变日》游戏发售宣传片公开：首发支持 DLSS 4.5 及光追，10 月 7 日正式发售</w:t>
+      </w:r>
+    </w:p>
+    <w:p>
+      <w:r>
+        <w:rPr>
+          <w:rFonts w:ascii="Times New Roman" w:hAnsi="Times New Roman" w:eastAsia="宋体"/>
+          <w:color w:val="888888"/>
+          <w:sz w:val="18"/>
+        </w:rPr>
+        <w:t>来源:IT之家 | 时间:10-02 15:33</w:t>
       </w:r>
     </w:p>
     <w:p>
@@ -869,7 +869,58 @@
             <w:color w:val="0563C1"/>
             <w:u w:val="single"/>
           </w:rPr>
-          <w:t>腾讯 WorkBuddy：Hy4 preview 夜间限免、Hy3 限免延期至 10 月 31 日</w:t>
+          <w:t>《战争机器：事变日》游戏发售宣传片公开：首发支持 DLSS 4.5 及光追，10 月 7 日正式发售</w:t>
+        </w:r>
+      </w:hyperlink>
+    </w:p>
+    <w:p>
+      <w:pPr>
+        <w:pStyle w:val="Heading3"/>
+      </w:pPr>
+      <w:r>
+        <w:rPr>
+          <w:rFonts w:ascii="Times New Roman" w:hAnsi="Times New Roman" w:eastAsia="黑体"/>
+          <w:b w:val="0"/>
+          <w:color w:val="888888"/>
+          <w:sz w:val="24"/>
+        </w:rPr>
+        <w:t>【C级·参考】</w:t>
+      </w:r>
+      <w:r>
+        <w:rPr>
+          <w:rFonts w:ascii="Times New Roman" w:hAnsi="Times New Roman" w:eastAsia="黑体"/>
+          <w:b w:val="0"/>
+          <w:color w:val="888888"/>
+          <w:sz w:val="24"/>
+        </w:rPr>
+        <w:t>英特尔 Arc 显卡驱动 32.0.101.9034 Beta 版发布：支持《战争机器：事变日》游戏</w:t>
+      </w:r>
+    </w:p>
+    <w:p>
+      <w:r>
+        <w:rPr>
+          <w:rFonts w:ascii="Times New Roman" w:hAnsi="Times New Roman" w:eastAsia="宋体"/>
+          <w:color w:val="888888"/>
+          <w:sz w:val="18"/>
+        </w:rPr>
+        <w:t>来源:IT之家 | 时间:10-02 14:38</w:t>
+      </w:r>
+    </w:p>
+    <w:p>
+      <w:r>
+        <w:rPr>
+          <w:rFonts w:ascii="Times New Roman" w:hAnsi="Times New Roman" w:eastAsia="宋体"/>
+          <w:sz w:val="18"/>
+        </w:rPr>
+        <w:t>链接:</w:t>
+      </w:r>
+      <w:hyperlink r:id="rId24">
+        <w:r>
+          <w:rPr>
+            <w:color w:val="0563C1"/>
+            <w:u w:val="single"/>
+          </w:rPr>
+          <w:t>英特尔 Arc 显卡驱动 32.0.101.9034 Beta 版发布：支持《战争机器：事变日》游戏</w:t>
         </w:r>
       </w:hyperlink>
     </w:p>
@@ -905,7 +956,7 @@
           <w:color w:val="888888"/>
           <w:sz w:val="24"/>
         </w:rPr>
-        <w:t>三星上调 Galaxy S26 系列手机建议零售价：涨 800-1800 元，7799 元起</w:t>
+        <w:t>HKC“神盾 25Q360B”24.5 英寸显示器发售：2K 360Hz QD-Mini LED，2221 元（国补后 1999 元）</w:t>
       </w:r>
     </w:p>
     <w:p>
@@ -915,7 +966,7 @@
           <w:color w:val="888888"/>
           <w:sz w:val="18"/>
         </w:rPr>
-        <w:t>来源:IT之家 | 时间:10-02 10:52</w:t>
+        <w:t>来源:IT之家 | 时间:10-02 20:51</w:t>
       </w:r>
     </w:p>
     <w:p>
@@ -926,13 +977,13 @@
         </w:rPr>
         <w:t>链接:</w:t>
       </w:r>
-      <w:hyperlink r:id="rId24">
+      <w:hyperlink r:id="rId25">
         <w:r>
           <w:rPr>
             <w:color w:val="0563C1"/>
             <w:u w:val="single"/>
           </w:rPr>
-          <w:t>三星上调 Galaxy S26 系列手机建议零售价：涨 800-1800 元，7799 元起</w:t>
+          <w:t>HKC“神盾 25Q360B”24.5 英寸显示器发售：2K 360Hz QD-Mini LED，2221 元（国补后 1999 元）</w:t>
         </w:r>
       </w:hyperlink>
     </w:p>
@@ -962,7 +1013,7 @@
           <w:rFonts w:ascii="Times New Roman" w:hAnsi="Times New Roman" w:eastAsia="宋体"/>
           <w:sz w:val="18"/>
         </w:rPr>
-        <w:t>IT之家(60)、GameLook(0)、HackerNews(6)、Bing新闻(2)</w:t>
+        <w:t>IT之家(60)、GameLook(0)、HackerNews(8)、Bing新闻(5)</w:t>
       </w:r>
     </w:p>
     <w:p>

--- a/briefings/线口监测午报-2026-10-02.docx
+++ b/briefings/线口监测午报-2026-10-02.docx
@@ -22,7 +22,7 @@
           <w:color w:val="888888"/>
           <w:sz w:val="18"/>
         </w:rPr>
-        <w:t>监测窗口:近48小时 | 生成时间:2026-10-02 21:47</w:t>
+        <w:t>监测窗口:近48小时 | 生成时间:2026-10-02 22:41</w:t>
       </w:r>
     </w:p>
     <w:p>
@@ -418,6 +418,57 @@
           <w:color w:val="888888"/>
           <w:sz w:val="24"/>
         </w:rPr>
+        <w:t>【C级·参考|本地】</w:t>
+      </w:r>
+      <w:r>
+        <w:rPr>
+          <w:rFonts w:ascii="Times New Roman" w:hAnsi="Times New Roman" w:eastAsia="黑体"/>
+          <w:b w:val="0"/>
+          <w:color w:val="888888"/>
+          <w:sz w:val="24"/>
+        </w:rPr>
+        <w:t>空手来、满箱走：AI眼镜热销洞见“未来感”深圳</w:t>
+      </w:r>
+    </w:p>
+    <w:p>
+      <w:r>
+        <w:rPr>
+          <w:rFonts w:ascii="Times New Roman" w:hAnsi="Times New Roman" w:eastAsia="宋体"/>
+          <w:color w:val="888888"/>
+          <w:sz w:val="18"/>
+        </w:rPr>
+        <w:t>来源:Bing新闻 | 时间:10-02 06:28</w:t>
+      </w:r>
+    </w:p>
+    <w:p>
+      <w:r>
+        <w:rPr>
+          <w:rFonts w:ascii="Times New Roman" w:hAnsi="Times New Roman" w:eastAsia="宋体"/>
+          <w:sz w:val="18"/>
+        </w:rPr>
+        <w:t>链接:</w:t>
+      </w:r>
+      <w:hyperlink r:id="rId16">
+        <w:r>
+          <w:rPr>
+            <w:color w:val="0563C1"/>
+            <w:u w:val="single"/>
+          </w:rPr>
+          <w:t>空手来、满箱走：AI眼镜热销洞见“未来感”深圳</w:t>
+        </w:r>
+      </w:hyperlink>
+    </w:p>
+    <w:p>
+      <w:pPr>
+        <w:pStyle w:val="Heading3"/>
+      </w:pPr>
+      <w:r>
+        <w:rPr>
+          <w:rFonts w:ascii="Times New Roman" w:hAnsi="Times New Roman" w:eastAsia="黑体"/>
+          <w:b w:val="0"/>
+          <w:color w:val="888888"/>
+          <w:sz w:val="24"/>
+        </w:rPr>
         <w:t>【C级·参考】</w:t>
       </w:r>
       <w:r>
@@ -448,7 +499,7 @@
         </w:rPr>
         <w:t>链接:</w:t>
       </w:r>
-      <w:hyperlink r:id="rId16">
+      <w:hyperlink r:id="rId17">
         <w:r>
           <w:rPr>
             <w:color w:val="0563C1"/>
@@ -499,7 +550,7 @@
         </w:rPr>
         <w:t>链接:</w:t>
       </w:r>
-      <w:hyperlink r:id="rId17">
+      <w:hyperlink r:id="rId18">
         <w:r>
           <w:rPr>
             <w:color w:val="0563C1"/>
@@ -550,7 +601,7 @@
         </w:rPr>
         <w:t>链接:</w:t>
       </w:r>
-      <w:hyperlink r:id="rId18">
+      <w:hyperlink r:id="rId19">
         <w:r>
           <w:rPr>
             <w:color w:val="0563C1"/>
@@ -613,7 +664,7 @@
         </w:rPr>
         <w:t>链接:</w:t>
       </w:r>
-      <w:hyperlink r:id="rId19">
+      <w:hyperlink r:id="rId20">
         <w:r>
           <w:rPr>
             <w:color w:val="0563C1"/>
@@ -710,7 +761,7 @@
         </w:rPr>
         <w:t>链接:</w:t>
       </w:r>
-      <w:hyperlink r:id="rId20">
+      <w:hyperlink r:id="rId21">
         <w:r>
           <w:rPr>
             <w:color w:val="0563C1"/>
@@ -761,7 +812,7 @@
         </w:rPr>
         <w:t>链接:</w:t>
       </w:r>
-      <w:hyperlink r:id="rId21">
+      <w:hyperlink r:id="rId22">
         <w:r>
           <w:rPr>
             <w:color w:val="0563C1"/>
@@ -812,7 +863,7 @@
         </w:rPr>
         <w:t>链接:</w:t>
       </w:r>
-      <w:hyperlink r:id="rId22">
+      <w:hyperlink r:id="rId23">
         <w:r>
           <w:rPr>
             <w:color w:val="0563C1"/>
@@ -863,7 +914,7 @@
         </w:rPr>
         <w:t>链接:</w:t>
       </w:r>
-      <w:hyperlink r:id="rId23">
+      <w:hyperlink r:id="rId24">
         <w:r>
           <w:rPr>
             <w:color w:val="0563C1"/>
@@ -914,7 +965,7 @@
         </w:rPr>
         <w:t>链接:</w:t>
       </w:r>
-      <w:hyperlink r:id="rId24">
+      <w:hyperlink r:id="rId25">
         <w:r>
           <w:rPr>
             <w:color w:val="0563C1"/>
@@ -935,6 +986,57 @@
         </w:rPr>
         <w:t>消费/以旧换新/新餐饮</w:t>
       </w:r>
+    </w:p>
+    <w:p>
+      <w:pPr>
+        <w:pStyle w:val="Heading3"/>
+      </w:pPr>
+      <w:r>
+        <w:rPr>
+          <w:rFonts w:ascii="Times New Roman" w:hAnsi="Times New Roman" w:eastAsia="黑体"/>
+          <w:b w:val="0"/>
+          <w:color w:val="888888"/>
+          <w:sz w:val="24"/>
+        </w:rPr>
+        <w:t>【C级·参考】</w:t>
+      </w:r>
+      <w:r>
+        <w:rPr>
+          <w:rFonts w:ascii="Times New Roman" w:hAnsi="Times New Roman" w:eastAsia="黑体"/>
+          <w:b w:val="0"/>
+          <w:color w:val="888888"/>
+          <w:sz w:val="24"/>
+        </w:rPr>
+        <w:t>乘联分会：9 月 1-27 日乘用车零售 125.8 万辆同比下降 29%，新能源渗透率 65.7%</w:t>
+      </w:r>
+    </w:p>
+    <w:p>
+      <w:r>
+        <w:rPr>
+          <w:rFonts w:ascii="Times New Roman" w:hAnsi="Times New Roman" w:eastAsia="宋体"/>
+          <w:color w:val="888888"/>
+          <w:sz w:val="18"/>
+        </w:rPr>
+        <w:t>来源:IT之家 | 时间:10-02 22:09</w:t>
+      </w:r>
+    </w:p>
+    <w:p>
+      <w:r>
+        <w:rPr>
+          <w:rFonts w:ascii="Times New Roman" w:hAnsi="Times New Roman" w:eastAsia="宋体"/>
+          <w:sz w:val="18"/>
+        </w:rPr>
+        <w:t>链接:</w:t>
+      </w:r>
+      <w:hyperlink r:id="rId26">
+        <w:r>
+          <w:rPr>
+            <w:color w:val="0563C1"/>
+            <w:u w:val="single"/>
+          </w:rPr>
+          <w:t>乘联分会：9 月 1-27 日乘用车零售 125.8 万辆同比下降 29%，新能源渗透率 65.7%</w:t>
+        </w:r>
+      </w:hyperlink>
     </w:p>
     <w:p>
       <w:pPr>
@@ -977,7 +1079,7 @@
         </w:rPr>
         <w:t>链接:</w:t>
       </w:r>
-      <w:hyperlink r:id="rId25">
+      <w:hyperlink r:id="rId27">
         <w:r>
           <w:rPr>
             <w:color w:val="0563C1"/>
@@ -1013,7 +1115,7 @@
           <w:rFonts w:ascii="Times New Roman" w:hAnsi="Times New Roman" w:eastAsia="宋体"/>
           <w:sz w:val="18"/>
         </w:rPr>
-        <w:t>IT之家(60)、GameLook(0)、HackerNews(8)、Bing新闻(5)</w:t>
+        <w:t>IT之家(60)、GameLook(0)、HackerNews(8)、Bing新闻(7)</w:t>
       </w:r>
     </w:p>
     <w:p>
